--- a/BIT4107 - Mobile Applications Development.docx
+++ b/BIT4107 - Mobile Applications Development.docx
@@ -34,7 +34,7 @@
           <w:sz w:val="28"/>
           <w:szCs w:val="28"/>
         </w:rPr>
-        <w:t>Name:</w:t>
+        <w:t>Name: Virginia Munyori</w:t>
       </w:r>
       <w:r>
         <w:rPr>
@@ -43,7 +43,8 @@
           <w:sz w:val="28"/>
           <w:szCs w:val="28"/>
         </w:rPr>
-        <w:t xml:space="preserve"> Virginia Munyori</w:t>
+        <w:br/>
+        <w:t>Admission Number: BIT/2025/67506</w:t>
       </w:r>
       <w:r>
         <w:rPr>
@@ -53,7 +54,7 @@
           <w:szCs w:val="28"/>
         </w:rPr>
         <w:br/>
-        <w:t>Admission Number:</w:t>
+        <w:t>Unit Code: BIT4107</w:t>
       </w:r>
       <w:r>
         <w:rPr>
@@ -62,36 +63,8 @@
           <w:sz w:val="28"/>
           <w:szCs w:val="28"/>
         </w:rPr>
-        <w:t xml:space="preserve"> BIT/2025/67506</w:t>
-      </w:r>
-      <w:r>
-        <w:rPr>
-          <w:b/>
-          <w:bCs/>
-          <w:sz w:val="28"/>
-          <w:szCs w:val="28"/>
-        </w:rPr>
-        <w:br/>
-        <w:t>Unit Code: BIT4107</w:t>
-      </w:r>
-      <w:r>
-        <w:rPr>
-          <w:b/>
-          <w:bCs/>
-          <w:sz w:val="28"/>
-          <w:szCs w:val="28"/>
-        </w:rPr>
-        <w:br/>
-        <w:t>Unit Name:</w:t>
-      </w:r>
-      <w:r>
-        <w:rPr>
-          <w:b/>
-          <w:bCs/>
-          <w:sz w:val="28"/>
-          <w:szCs w:val="28"/>
-        </w:rPr>
-        <w:t xml:space="preserve"> Mobile Applications Development</w:t>
+        <w:br/>
+        <w:t>Unit Name: Mobile Applications Development</w:t>
       </w:r>
       <w:r>
         <w:rPr>
@@ -535,10 +508,10 @@
           <w:noProof/>
         </w:rPr>
         <w:drawing>
-          <wp:inline distT="0" distB="0" distL="0" distR="0" wp14:anchorId="371783C0" wp14:editId="1C263492">
-            <wp:extent cx="5003800" cy="2616200"/>
-            <wp:effectExtent l="0" t="0" r="6350" b="0"/>
-            <wp:docPr id="1672063493" name="Picture 23"/>
+          <wp:inline distT="0" distB="0" distL="0" distR="0" wp14:anchorId="116E6296" wp14:editId="359F4CEB">
+            <wp:extent cx="4909625" cy="3446145"/>
+            <wp:effectExtent l="0" t="0" r="5715" b="1905"/>
+            <wp:docPr id="1409356829" name="Picture 1"/>
             <wp:cNvGraphicFramePr>
               <a:graphicFrameLocks xmlns:a="http://schemas.openxmlformats.org/drawingml/2006/main" noChangeAspect="1"/>
             </wp:cNvGraphicFramePr>
@@ -546,7 +519,7 @@
               <a:graphicData uri="http://schemas.openxmlformats.org/drawingml/2006/picture">
                 <pic:pic xmlns:pic="http://schemas.openxmlformats.org/drawingml/2006/picture">
                   <pic:nvPicPr>
-                    <pic:cNvPr id="1672063493" name="Picture 1672063493"/>
+                    <pic:cNvPr id="1409356829" name="Picture 1409356829"/>
                     <pic:cNvPicPr/>
                   </pic:nvPicPr>
                   <pic:blipFill>
@@ -564,7 +537,7 @@
                   <pic:spPr>
                     <a:xfrm>
                       <a:off x="0" y="0"/>
-                      <a:ext cx="5003800" cy="2616200"/>
+                      <a:ext cx="4963817" cy="3484183"/>
                     </a:xfrm>
                     <a:prstGeom prst="rect">
                       <a:avLst/>
@@ -647,7 +620,6 @@
           <w:b/>
           <w:bCs/>
         </w:rPr>
-        <w:lastRenderedPageBreak/>
         <w:t>Run</w:t>
       </w:r>
     </w:p>
@@ -716,135 +688,38 @@
           <w:bCs/>
         </w:rPr>
       </w:pPr>
+    </w:p>
+    <w:p>
+      <w:pPr>
+        <w:jc w:val="center"/>
+        <w:rPr>
+          <w:b/>
+          <w:bCs/>
+        </w:rPr>
+      </w:pPr>
+    </w:p>
+    <w:p>
+      <w:pPr>
+        <w:rPr>
+          <w:b/>
+          <w:bCs/>
+        </w:rPr>
+      </w:pPr>
+    </w:p>
+    <w:p>
+      <w:pPr>
+        <w:jc w:val="center"/>
+        <w:rPr>
+          <w:b/>
+          <w:bCs/>
+        </w:rPr>
+      </w:pPr>
       <w:r>
         <w:rPr>
           <w:b/>
           <w:bCs/>
           <w:noProof/>
         </w:rPr>
-        <w:drawing>
-          <wp:inline distT="0" distB="0" distL="0" distR="0" wp14:anchorId="5E378241" wp14:editId="5C29CA5E">
-            <wp:extent cx="3424555" cy="1913206"/>
-            <wp:effectExtent l="0" t="0" r="4445" b="0"/>
-            <wp:docPr id="1212135408" name="Picture 25"/>
-            <wp:cNvGraphicFramePr>
-              <a:graphicFrameLocks xmlns:a="http://schemas.openxmlformats.org/drawingml/2006/main" noChangeAspect="1"/>
-            </wp:cNvGraphicFramePr>
-            <a:graphic xmlns:a="http://schemas.openxmlformats.org/drawingml/2006/main">
-              <a:graphicData uri="http://schemas.openxmlformats.org/drawingml/2006/picture">
-                <pic:pic xmlns:pic="http://schemas.openxmlformats.org/drawingml/2006/picture">
-                  <pic:nvPicPr>
-                    <pic:cNvPr id="1212135408" name="Picture 1212135408"/>
-                    <pic:cNvPicPr/>
-                  </pic:nvPicPr>
-                  <pic:blipFill>
-                    <a:blip r:embed="rId10" cstate="print">
-                      <a:extLst>
-                        <a:ext uri="{28A0092B-C50C-407E-A947-70E740481C1C}">
-                          <a14:useLocalDpi xmlns:a14="http://schemas.microsoft.com/office/drawing/2010/main" val="0"/>
-                        </a:ext>
-                      </a:extLst>
-                    </a:blip>
-                    <a:stretch>
-                      <a:fillRect/>
-                    </a:stretch>
-                  </pic:blipFill>
-                  <pic:spPr>
-                    <a:xfrm>
-                      <a:off x="0" y="0"/>
-                      <a:ext cx="3443173" cy="1923607"/>
-                    </a:xfrm>
-                    <a:prstGeom prst="rect">
-                      <a:avLst/>
-                    </a:prstGeom>
-                  </pic:spPr>
-                </pic:pic>
-              </a:graphicData>
-            </a:graphic>
-          </wp:inline>
-        </w:drawing>
-      </w:r>
-    </w:p>
-    <w:p>
-      <w:pPr>
-        <w:jc w:val="center"/>
-        <w:rPr>
-          <w:b/>
-          <w:bCs/>
-        </w:rPr>
-      </w:pPr>
-      <w:r>
-        <w:rPr>
-          <w:b/>
-          <w:bCs/>
-          <w:noProof/>
-        </w:rPr>
-        <w:drawing>
-          <wp:inline distT="0" distB="0" distL="0" distR="0" wp14:anchorId="5AFF436F" wp14:editId="47B74047">
-            <wp:extent cx="3382253" cy="2046849"/>
-            <wp:effectExtent l="0" t="0" r="8890" b="0"/>
-            <wp:docPr id="1498492897" name="Picture 26"/>
-            <wp:cNvGraphicFramePr>
-              <a:graphicFrameLocks xmlns:a="http://schemas.openxmlformats.org/drawingml/2006/main" noChangeAspect="1"/>
-            </wp:cNvGraphicFramePr>
-            <a:graphic xmlns:a="http://schemas.openxmlformats.org/drawingml/2006/main">
-              <a:graphicData uri="http://schemas.openxmlformats.org/drawingml/2006/picture">
-                <pic:pic xmlns:pic="http://schemas.openxmlformats.org/drawingml/2006/picture">
-                  <pic:nvPicPr>
-                    <pic:cNvPr id="1498492897" name="Picture 1498492897"/>
-                    <pic:cNvPicPr/>
-                  </pic:nvPicPr>
-                  <pic:blipFill>
-                    <a:blip r:embed="rId11" cstate="print">
-                      <a:extLst>
-                        <a:ext uri="{28A0092B-C50C-407E-A947-70E740481C1C}">
-                          <a14:useLocalDpi xmlns:a14="http://schemas.microsoft.com/office/drawing/2010/main" val="0"/>
-                        </a:ext>
-                      </a:extLst>
-                    </a:blip>
-                    <a:stretch>
-                      <a:fillRect/>
-                    </a:stretch>
-                  </pic:blipFill>
-                  <pic:spPr>
-                    <a:xfrm>
-                      <a:off x="0" y="0"/>
-                      <a:ext cx="3412056" cy="2064885"/>
-                    </a:xfrm>
-                    <a:prstGeom prst="rect">
-                      <a:avLst/>
-                    </a:prstGeom>
-                  </pic:spPr>
-                </pic:pic>
-              </a:graphicData>
-            </a:graphic>
-          </wp:inline>
-        </w:drawing>
-      </w:r>
-    </w:p>
-    <w:p>
-      <w:pPr>
-        <w:rPr>
-          <w:b/>
-          <w:bCs/>
-        </w:rPr>
-      </w:pPr>
-    </w:p>
-    <w:p>
-      <w:pPr>
-        <w:jc w:val="center"/>
-        <w:rPr>
-          <w:b/>
-          <w:bCs/>
-        </w:rPr>
-      </w:pPr>
-      <w:r>
-        <w:rPr>
-          <w:b/>
-          <w:bCs/>
-          <w:noProof/>
-        </w:rPr>
-        <w:lastRenderedPageBreak/>
         <w:drawing>
           <wp:inline distT="0" distB="0" distL="0" distR="0" wp14:anchorId="4E1C747C" wp14:editId="04A84DA4">
             <wp:extent cx="3305830" cy="1525905"/>
@@ -861,7 +736,7 @@
                     <pic:cNvPicPr/>
                   </pic:nvPicPr>
                   <pic:blipFill>
-                    <a:blip r:embed="rId12" cstate="print">
+                    <a:blip r:embed="rId10" cstate="print">
                       <a:extLst>
                         <a:ext uri="{28A0092B-C50C-407E-A947-70E740481C1C}">
                           <a14:useLocalDpi xmlns:a14="http://schemas.microsoft.com/office/drawing/2010/main" val="0"/>
@@ -896,6 +771,114 @@
           <w:bCs/>
         </w:rPr>
       </w:pPr>
+    </w:p>
+    <w:p>
+      <w:pPr>
+        <w:jc w:val="center"/>
+        <w:rPr>
+          <w:b/>
+          <w:bCs/>
+          <w:sz w:val="32"/>
+          <w:szCs w:val="32"/>
+        </w:rPr>
+      </w:pPr>
+    </w:p>
+    <w:p>
+      <w:pPr>
+        <w:jc w:val="center"/>
+        <w:rPr>
+          <w:b/>
+          <w:bCs/>
+          <w:sz w:val="32"/>
+          <w:szCs w:val="32"/>
+        </w:rPr>
+      </w:pPr>
+    </w:p>
+    <w:p>
+      <w:pPr>
+        <w:jc w:val="center"/>
+        <w:rPr>
+          <w:b/>
+          <w:bCs/>
+          <w:sz w:val="32"/>
+          <w:szCs w:val="32"/>
+        </w:rPr>
+      </w:pPr>
+    </w:p>
+    <w:p>
+      <w:pPr>
+        <w:jc w:val="center"/>
+        <w:rPr>
+          <w:b/>
+          <w:bCs/>
+          <w:sz w:val="32"/>
+          <w:szCs w:val="32"/>
+        </w:rPr>
+      </w:pPr>
+    </w:p>
+    <w:p>
+      <w:pPr>
+        <w:jc w:val="center"/>
+        <w:rPr>
+          <w:b/>
+          <w:bCs/>
+          <w:sz w:val="32"/>
+          <w:szCs w:val="32"/>
+        </w:rPr>
+      </w:pPr>
+    </w:p>
+    <w:p>
+      <w:pPr>
+        <w:rPr>
+          <w:b/>
+          <w:bCs/>
+          <w:sz w:val="32"/>
+          <w:szCs w:val="32"/>
+        </w:rPr>
+      </w:pPr>
+    </w:p>
+    <w:p>
+      <w:pPr>
+        <w:jc w:val="center"/>
+        <w:rPr>
+          <w:b/>
+          <w:bCs/>
+          <w:sz w:val="32"/>
+          <w:szCs w:val="32"/>
+        </w:rPr>
+      </w:pPr>
+      <w:r>
+        <w:rPr>
+          <w:b/>
+          <w:bCs/>
+          <w:sz w:val="32"/>
+          <w:szCs w:val="32"/>
+        </w:rPr>
+        <w:lastRenderedPageBreak/>
+        <w:t>Mini Student App</w:t>
+      </w:r>
+    </w:p>
+    <w:p>
+      <w:pPr>
+        <w:jc w:val="center"/>
+        <w:rPr>
+          <w:b/>
+          <w:bCs/>
+          <w:sz w:val="32"/>
+          <w:szCs w:val="32"/>
+        </w:rPr>
+      </w:pPr>
+    </w:p>
+    <w:p>
+      <w:pPr>
+        <w:jc w:val="center"/>
+        <w:rPr>
+          <w:b/>
+          <w:bCs/>
+          <w:sz w:val="32"/>
+          <w:szCs w:val="32"/>
+        </w:rPr>
+      </w:pPr>
       <w:r>
         <w:rPr>
           <w:b/>
@@ -903,10 +886,10 @@
           <w:noProof/>
         </w:rPr>
         <w:drawing>
-          <wp:inline distT="0" distB="0" distL="0" distR="0" wp14:anchorId="10D97294" wp14:editId="116256CA">
-            <wp:extent cx="3305175" cy="2356338"/>
-            <wp:effectExtent l="0" t="0" r="0" b="6350"/>
-            <wp:docPr id="1899172358" name="Picture 32"/>
+          <wp:inline distT="0" distB="0" distL="0" distR="0" wp14:anchorId="637D9817" wp14:editId="78BF08EB">
+            <wp:extent cx="2307831" cy="3516142"/>
+            <wp:effectExtent l="0" t="0" r="0" b="8255"/>
+            <wp:docPr id="1774566523" name="Picture 44"/>
             <wp:cNvGraphicFramePr>
               <a:graphicFrameLocks xmlns:a="http://schemas.openxmlformats.org/drawingml/2006/main" noChangeAspect="1"/>
             </wp:cNvGraphicFramePr>
@@ -914,11 +897,11 @@
               <a:graphicData uri="http://schemas.openxmlformats.org/drawingml/2006/picture">
                 <pic:pic xmlns:pic="http://schemas.openxmlformats.org/drawingml/2006/picture">
                   <pic:nvPicPr>
-                    <pic:cNvPr id="1899172358" name="Picture 1899172358"/>
+                    <pic:cNvPr id="1774566523" name="Picture 1774566523"/>
                     <pic:cNvPicPr/>
                   </pic:nvPicPr>
                   <pic:blipFill>
-                    <a:blip r:embed="rId13" cstate="print">
+                    <a:blip r:embed="rId11" cstate="print">
                       <a:extLst>
                         <a:ext uri="{28A0092B-C50C-407E-A947-70E740481C1C}">
                           <a14:useLocalDpi xmlns:a14="http://schemas.microsoft.com/office/drawing/2010/main" val="0"/>
@@ -932,627 +915,7 @@
                   <pic:spPr>
                     <a:xfrm>
                       <a:off x="0" y="0"/>
-                      <a:ext cx="3329017" cy="2373336"/>
-                    </a:xfrm>
-                    <a:prstGeom prst="rect">
-                      <a:avLst/>
-                    </a:prstGeom>
-                  </pic:spPr>
-                </pic:pic>
-              </a:graphicData>
-            </a:graphic>
-          </wp:inline>
-        </w:drawing>
-      </w:r>
-    </w:p>
-    <w:p>
-      <w:pPr>
-        <w:jc w:val="center"/>
-        <w:rPr>
-          <w:b/>
-          <w:bCs/>
-        </w:rPr>
-      </w:pPr>
-      <w:r>
-        <w:rPr>
-          <w:b/>
-          <w:bCs/>
-        </w:rPr>
-        <w:t>Student Login Screen</w:t>
-      </w:r>
-    </w:p>
-    <w:p>
-      <w:pPr>
-        <w:jc w:val="center"/>
-        <w:rPr>
-          <w:b/>
-          <w:bCs/>
-        </w:rPr>
-      </w:pPr>
-      <w:r>
-        <w:rPr>
-          <w:b/>
-          <w:bCs/>
-          <w:noProof/>
-        </w:rPr>
-        <w:drawing>
-          <wp:inline distT="0" distB="0" distL="0" distR="0" wp14:anchorId="00F5D0CC" wp14:editId="0E092F25">
-            <wp:extent cx="3411415" cy="2292985"/>
-            <wp:effectExtent l="0" t="0" r="0" b="0"/>
-            <wp:docPr id="1093040432" name="Picture 33"/>
-            <wp:cNvGraphicFramePr>
-              <a:graphicFrameLocks xmlns:a="http://schemas.openxmlformats.org/drawingml/2006/main" noChangeAspect="1"/>
-            </wp:cNvGraphicFramePr>
-            <a:graphic xmlns:a="http://schemas.openxmlformats.org/drawingml/2006/main">
-              <a:graphicData uri="http://schemas.openxmlformats.org/drawingml/2006/picture">
-                <pic:pic xmlns:pic="http://schemas.openxmlformats.org/drawingml/2006/picture">
-                  <pic:nvPicPr>
-                    <pic:cNvPr id="1093040432" name="Picture 1093040432"/>
-                    <pic:cNvPicPr/>
-                  </pic:nvPicPr>
-                  <pic:blipFill>
-                    <a:blip r:embed="rId14" cstate="print">
-                      <a:extLst>
-                        <a:ext uri="{28A0092B-C50C-407E-A947-70E740481C1C}">
-                          <a14:useLocalDpi xmlns:a14="http://schemas.microsoft.com/office/drawing/2010/main" val="0"/>
-                        </a:ext>
-                      </a:extLst>
-                    </a:blip>
-                    <a:stretch>
-                      <a:fillRect/>
-                    </a:stretch>
-                  </pic:blipFill>
-                  <pic:spPr>
-                    <a:xfrm>
-                      <a:off x="0" y="0"/>
-                      <a:ext cx="3440453" cy="2312503"/>
-                    </a:xfrm>
-                    <a:prstGeom prst="rect">
-                      <a:avLst/>
-                    </a:prstGeom>
-                  </pic:spPr>
-                </pic:pic>
-              </a:graphicData>
-            </a:graphic>
-          </wp:inline>
-        </w:drawing>
-      </w:r>
-    </w:p>
-    <w:p>
-      <w:pPr>
-        <w:jc w:val="center"/>
-        <w:rPr>
-          <w:b/>
-          <w:bCs/>
-        </w:rPr>
-      </w:pPr>
-      <w:r>
-        <w:rPr>
-          <w:b/>
-          <w:bCs/>
-        </w:rPr>
-        <w:t xml:space="preserve">Registration screen </w:t>
-      </w:r>
-    </w:p>
-    <w:p>
-      <w:pPr>
-        <w:jc w:val="center"/>
-        <w:rPr>
-          <w:b/>
-          <w:bCs/>
-        </w:rPr>
-      </w:pPr>
-      <w:r>
-        <w:rPr>
-          <w:b/>
-          <w:bCs/>
-          <w:noProof/>
-        </w:rPr>
-        <w:lastRenderedPageBreak/>
-        <w:drawing>
-          <wp:inline distT="0" distB="0" distL="0" distR="0" wp14:anchorId="7002AF3C" wp14:editId="374FDE1F">
-            <wp:extent cx="3376246" cy="2306955"/>
-            <wp:effectExtent l="0" t="0" r="0" b="0"/>
-            <wp:docPr id="1660369939" name="Picture 35"/>
-            <wp:cNvGraphicFramePr>
-              <a:graphicFrameLocks xmlns:a="http://schemas.openxmlformats.org/drawingml/2006/main" noChangeAspect="1"/>
-            </wp:cNvGraphicFramePr>
-            <a:graphic xmlns:a="http://schemas.openxmlformats.org/drawingml/2006/main">
-              <a:graphicData uri="http://schemas.openxmlformats.org/drawingml/2006/picture">
-                <pic:pic xmlns:pic="http://schemas.openxmlformats.org/drawingml/2006/picture">
-                  <pic:nvPicPr>
-                    <pic:cNvPr id="1660369939" name="Picture 1660369939"/>
-                    <pic:cNvPicPr/>
-                  </pic:nvPicPr>
-                  <pic:blipFill>
-                    <a:blip r:embed="rId15" cstate="print">
-                      <a:extLst>
-                        <a:ext uri="{28A0092B-C50C-407E-A947-70E740481C1C}">
-                          <a14:useLocalDpi xmlns:a14="http://schemas.microsoft.com/office/drawing/2010/main" val="0"/>
-                        </a:ext>
-                      </a:extLst>
-                    </a:blip>
-                    <a:stretch>
-                      <a:fillRect/>
-                    </a:stretch>
-                  </pic:blipFill>
-                  <pic:spPr>
-                    <a:xfrm>
-                      <a:off x="0" y="0"/>
-                      <a:ext cx="3392532" cy="2318083"/>
-                    </a:xfrm>
-                    <a:prstGeom prst="rect">
-                      <a:avLst/>
-                    </a:prstGeom>
-                  </pic:spPr>
-                </pic:pic>
-              </a:graphicData>
-            </a:graphic>
-          </wp:inline>
-        </w:drawing>
-      </w:r>
-    </w:p>
-    <w:p>
-      <w:pPr>
-        <w:jc w:val="center"/>
-        <w:rPr>
-          <w:b/>
-          <w:bCs/>
-        </w:rPr>
-      </w:pPr>
-      <w:r>
-        <w:rPr>
-          <w:b/>
-          <w:bCs/>
-        </w:rPr>
-        <w:t>Dashboard Screen</w:t>
-      </w:r>
-    </w:p>
-    <w:p>
-      <w:pPr>
-        <w:jc w:val="center"/>
-        <w:rPr>
-          <w:b/>
-          <w:bCs/>
-        </w:rPr>
-      </w:pPr>
-      <w:r>
-        <w:rPr>
-          <w:b/>
-          <w:bCs/>
-          <w:noProof/>
-        </w:rPr>
-        <w:drawing>
-          <wp:inline distT="0" distB="0" distL="0" distR="0" wp14:anchorId="6CC976E8" wp14:editId="62ECF3BF">
-            <wp:extent cx="3446291" cy="2250289"/>
-            <wp:effectExtent l="0" t="0" r="1905" b="0"/>
-            <wp:docPr id="1734974149" name="Picture 36"/>
-            <wp:cNvGraphicFramePr>
-              <a:graphicFrameLocks xmlns:a="http://schemas.openxmlformats.org/drawingml/2006/main" noChangeAspect="1"/>
-            </wp:cNvGraphicFramePr>
-            <a:graphic xmlns:a="http://schemas.openxmlformats.org/drawingml/2006/main">
-              <a:graphicData uri="http://schemas.openxmlformats.org/drawingml/2006/picture">
-                <pic:pic xmlns:pic="http://schemas.openxmlformats.org/drawingml/2006/picture">
-                  <pic:nvPicPr>
-                    <pic:cNvPr id="1734974149" name="Picture 1734974149"/>
-                    <pic:cNvPicPr/>
-                  </pic:nvPicPr>
-                  <pic:blipFill>
-                    <a:blip r:embed="rId16" cstate="print">
-                      <a:extLst>
-                        <a:ext uri="{28A0092B-C50C-407E-A947-70E740481C1C}">
-                          <a14:useLocalDpi xmlns:a14="http://schemas.microsoft.com/office/drawing/2010/main" val="0"/>
-                        </a:ext>
-                      </a:extLst>
-                    </a:blip>
-                    <a:stretch>
-                      <a:fillRect/>
-                    </a:stretch>
-                  </pic:blipFill>
-                  <pic:spPr>
-                    <a:xfrm>
-                      <a:off x="0" y="0"/>
-                      <a:ext cx="3477617" cy="2270743"/>
-                    </a:xfrm>
-                    <a:prstGeom prst="rect">
-                      <a:avLst/>
-                    </a:prstGeom>
-                  </pic:spPr>
-                </pic:pic>
-              </a:graphicData>
-            </a:graphic>
-          </wp:inline>
-        </w:drawing>
-      </w:r>
-    </w:p>
-    <w:p>
-      <w:pPr>
-        <w:jc w:val="center"/>
-        <w:rPr>
-          <w:b/>
-          <w:bCs/>
-        </w:rPr>
-      </w:pPr>
-      <w:r>
-        <w:rPr>
-          <w:b/>
-          <w:bCs/>
-        </w:rPr>
-        <w:t>Profile Screen Code</w:t>
-      </w:r>
-    </w:p>
-    <w:p>
-      <w:pPr>
-        <w:jc w:val="center"/>
-        <w:rPr>
-          <w:b/>
-          <w:bCs/>
-        </w:rPr>
-      </w:pPr>
-      <w:r>
-        <w:rPr>
-          <w:b/>
-          <w:bCs/>
-          <w:noProof/>
-        </w:rPr>
-        <w:drawing>
-          <wp:inline distT="0" distB="0" distL="0" distR="0" wp14:anchorId="5627DEA9" wp14:editId="03F82D42">
-            <wp:extent cx="3404194" cy="2363372"/>
-            <wp:effectExtent l="0" t="0" r="6350" b="0"/>
-            <wp:docPr id="1148090187" name="Picture 37"/>
-            <wp:cNvGraphicFramePr>
-              <a:graphicFrameLocks xmlns:a="http://schemas.openxmlformats.org/drawingml/2006/main" noChangeAspect="1"/>
-            </wp:cNvGraphicFramePr>
-            <a:graphic xmlns:a="http://schemas.openxmlformats.org/drawingml/2006/main">
-              <a:graphicData uri="http://schemas.openxmlformats.org/drawingml/2006/picture">
-                <pic:pic xmlns:pic="http://schemas.openxmlformats.org/drawingml/2006/picture">
-                  <pic:nvPicPr>
-                    <pic:cNvPr id="1148090187" name="Picture 1148090187"/>
-                    <pic:cNvPicPr/>
-                  </pic:nvPicPr>
-                  <pic:blipFill>
-                    <a:blip r:embed="rId17" cstate="print">
-                      <a:extLst>
-                        <a:ext uri="{28A0092B-C50C-407E-A947-70E740481C1C}">
-                          <a14:useLocalDpi xmlns:a14="http://schemas.microsoft.com/office/drawing/2010/main" val="0"/>
-                        </a:ext>
-                      </a:extLst>
-                    </a:blip>
-                    <a:stretch>
-                      <a:fillRect/>
-                    </a:stretch>
-                  </pic:blipFill>
-                  <pic:spPr>
-                    <a:xfrm>
-                      <a:off x="0" y="0"/>
-                      <a:ext cx="3441264" cy="2389108"/>
-                    </a:xfrm>
-                    <a:prstGeom prst="rect">
-                      <a:avLst/>
-                    </a:prstGeom>
-                  </pic:spPr>
-                </pic:pic>
-              </a:graphicData>
-            </a:graphic>
-          </wp:inline>
-        </w:drawing>
-      </w:r>
-    </w:p>
-    <w:p>
-      <w:pPr>
-        <w:jc w:val="center"/>
-        <w:rPr>
-          <w:b/>
-          <w:bCs/>
-        </w:rPr>
-      </w:pPr>
-      <w:r>
-        <w:rPr>
-          <w:b/>
-          <w:bCs/>
-        </w:rPr>
-        <w:t>Splash Screen Code</w:t>
-      </w:r>
-    </w:p>
-    <w:p>
-      <w:pPr>
-        <w:jc w:val="center"/>
-        <w:rPr>
-          <w:b/>
-          <w:bCs/>
-        </w:rPr>
-      </w:pPr>
-      <w:r>
-        <w:rPr>
-          <w:b/>
-          <w:bCs/>
-          <w:noProof/>
-        </w:rPr>
-        <w:lastRenderedPageBreak/>
-        <w:drawing>
-          <wp:inline distT="0" distB="0" distL="0" distR="0" wp14:anchorId="52CEA280" wp14:editId="7C207367">
-            <wp:extent cx="3459480" cy="2278966"/>
-            <wp:effectExtent l="0" t="0" r="7620" b="7620"/>
-            <wp:docPr id="308619799" name="Picture 40"/>
-            <wp:cNvGraphicFramePr>
-              <a:graphicFrameLocks xmlns:a="http://schemas.openxmlformats.org/drawingml/2006/main" noChangeAspect="1"/>
-            </wp:cNvGraphicFramePr>
-            <a:graphic xmlns:a="http://schemas.openxmlformats.org/drawingml/2006/main">
-              <a:graphicData uri="http://schemas.openxmlformats.org/drawingml/2006/picture">
-                <pic:pic xmlns:pic="http://schemas.openxmlformats.org/drawingml/2006/picture">
-                  <pic:nvPicPr>
-                    <pic:cNvPr id="308619799" name="Picture 308619799"/>
-                    <pic:cNvPicPr/>
-                  </pic:nvPicPr>
-                  <pic:blipFill>
-                    <a:blip r:embed="rId18" cstate="print">
-                      <a:extLst>
-                        <a:ext uri="{28A0092B-C50C-407E-A947-70E740481C1C}">
-                          <a14:useLocalDpi xmlns:a14="http://schemas.microsoft.com/office/drawing/2010/main" val="0"/>
-                        </a:ext>
-                      </a:extLst>
-                    </a:blip>
-                    <a:stretch>
-                      <a:fillRect/>
-                    </a:stretch>
-                  </pic:blipFill>
-                  <pic:spPr>
-                    <a:xfrm>
-                      <a:off x="0" y="0"/>
-                      <a:ext cx="3482526" cy="2294148"/>
-                    </a:xfrm>
-                    <a:prstGeom prst="rect">
-                      <a:avLst/>
-                    </a:prstGeom>
-                  </pic:spPr>
-                </pic:pic>
-              </a:graphicData>
-            </a:graphic>
-          </wp:inline>
-        </w:drawing>
-      </w:r>
-    </w:p>
-    <w:p>
-      <w:pPr>
-        <w:jc w:val="center"/>
-        <w:rPr>
-          <w:b/>
-          <w:bCs/>
-        </w:rPr>
-      </w:pPr>
-      <w:r>
-        <w:rPr>
-          <w:b/>
-          <w:bCs/>
-        </w:rPr>
-        <w:t>Login Screen Code</w:t>
-      </w:r>
-    </w:p>
-    <w:p>
-      <w:pPr>
-        <w:jc w:val="center"/>
-        <w:rPr>
-          <w:b/>
-          <w:bCs/>
-        </w:rPr>
-      </w:pPr>
-      <w:r>
-        <w:rPr>
-          <w:b/>
-          <w:bCs/>
-          <w:noProof/>
-        </w:rPr>
-        <w:drawing>
-          <wp:inline distT="0" distB="0" distL="0" distR="0" wp14:anchorId="58B122F7" wp14:editId="1C2615D6">
-            <wp:extent cx="3381029" cy="2644140"/>
-            <wp:effectExtent l="0" t="0" r="0" b="3810"/>
-            <wp:docPr id="536366731" name="Picture 41"/>
-            <wp:cNvGraphicFramePr>
-              <a:graphicFrameLocks xmlns:a="http://schemas.openxmlformats.org/drawingml/2006/main" noChangeAspect="1"/>
-            </wp:cNvGraphicFramePr>
-            <a:graphic xmlns:a="http://schemas.openxmlformats.org/drawingml/2006/main">
-              <a:graphicData uri="http://schemas.openxmlformats.org/drawingml/2006/picture">
-                <pic:pic xmlns:pic="http://schemas.openxmlformats.org/drawingml/2006/picture">
-                  <pic:nvPicPr>
-                    <pic:cNvPr id="536366731" name="Picture 536366731"/>
-                    <pic:cNvPicPr/>
-                  </pic:nvPicPr>
-                  <pic:blipFill>
-                    <a:blip r:embed="rId19" cstate="print">
-                      <a:extLst>
-                        <a:ext uri="{28A0092B-C50C-407E-A947-70E740481C1C}">
-                          <a14:useLocalDpi xmlns:a14="http://schemas.microsoft.com/office/drawing/2010/main" val="0"/>
-                        </a:ext>
-                      </a:extLst>
-                    </a:blip>
-                    <a:stretch>
-                      <a:fillRect/>
-                    </a:stretch>
-                  </pic:blipFill>
-                  <pic:spPr>
-                    <a:xfrm>
-                      <a:off x="0" y="0"/>
-                      <a:ext cx="3413982" cy="2669911"/>
-                    </a:xfrm>
-                    <a:prstGeom prst="rect">
-                      <a:avLst/>
-                    </a:prstGeom>
-                  </pic:spPr>
-                </pic:pic>
-              </a:graphicData>
-            </a:graphic>
-          </wp:inline>
-        </w:drawing>
-      </w:r>
-    </w:p>
-    <w:p>
-      <w:pPr>
-        <w:jc w:val="center"/>
-        <w:rPr>
-          <w:b/>
-          <w:bCs/>
-        </w:rPr>
-      </w:pPr>
-      <w:r>
-        <w:rPr>
-          <w:b/>
-          <w:bCs/>
-        </w:rPr>
-        <w:t>Registration Screen Code</w:t>
-      </w:r>
-    </w:p>
-    <w:p>
-      <w:pPr>
-        <w:jc w:val="center"/>
-        <w:rPr>
-          <w:b/>
-          <w:bCs/>
-        </w:rPr>
-      </w:pPr>
-      <w:r>
-        <w:rPr>
-          <w:b/>
-          <w:bCs/>
-          <w:noProof/>
-        </w:rPr>
-        <w:drawing>
-          <wp:inline distT="0" distB="0" distL="0" distR="0" wp14:anchorId="69BD0532" wp14:editId="175B59E3">
-            <wp:extent cx="3303322" cy="1793631"/>
-            <wp:effectExtent l="0" t="0" r="0" b="0"/>
-            <wp:docPr id="1733814266" name="Picture 51"/>
-            <wp:cNvGraphicFramePr>
-              <a:graphicFrameLocks xmlns:a="http://schemas.openxmlformats.org/drawingml/2006/main" noChangeAspect="1"/>
-            </wp:cNvGraphicFramePr>
-            <a:graphic xmlns:a="http://schemas.openxmlformats.org/drawingml/2006/main">
-              <a:graphicData uri="http://schemas.openxmlformats.org/drawingml/2006/picture">
-                <pic:pic xmlns:pic="http://schemas.openxmlformats.org/drawingml/2006/picture">
-                  <pic:nvPicPr>
-                    <pic:cNvPr id="1733814266" name="Picture 1733814266"/>
-                    <pic:cNvPicPr/>
-                  </pic:nvPicPr>
-                  <pic:blipFill>
-                    <a:blip r:embed="rId20" cstate="print">
-                      <a:extLst>
-                        <a:ext uri="{28A0092B-C50C-407E-A947-70E740481C1C}">
-                          <a14:useLocalDpi xmlns:a14="http://schemas.microsoft.com/office/drawing/2010/main" val="0"/>
-                        </a:ext>
-                      </a:extLst>
-                    </a:blip>
-                    <a:stretch>
-                      <a:fillRect/>
-                    </a:stretch>
-                  </pic:blipFill>
-                  <pic:spPr>
-                    <a:xfrm>
-                      <a:off x="0" y="0"/>
-                      <a:ext cx="3344154" cy="1815802"/>
-                    </a:xfrm>
-                    <a:prstGeom prst="rect">
-                      <a:avLst/>
-                    </a:prstGeom>
-                  </pic:spPr>
-                </pic:pic>
-              </a:graphicData>
-            </a:graphic>
-          </wp:inline>
-        </w:drawing>
-      </w:r>
-    </w:p>
-    <w:p>
-      <w:pPr>
-        <w:jc w:val="center"/>
-        <w:rPr>
-          <w:b/>
-          <w:bCs/>
-        </w:rPr>
-      </w:pPr>
-      <w:r>
-        <w:rPr>
-          <w:b/>
-          <w:bCs/>
-        </w:rPr>
-        <w:t>Main Dart</w:t>
-      </w:r>
-    </w:p>
-    <w:p>
-      <w:pPr>
-        <w:jc w:val="center"/>
-        <w:rPr>
-          <w:b/>
-          <w:bCs/>
-          <w:sz w:val="32"/>
-          <w:szCs w:val="32"/>
-        </w:rPr>
-      </w:pPr>
-      <w:r>
-        <w:rPr>
-          <w:b/>
-          <w:bCs/>
-          <w:sz w:val="32"/>
-          <w:szCs w:val="32"/>
-        </w:rPr>
-        <w:lastRenderedPageBreak/>
-        <w:t>Mini Student App</w:t>
-      </w:r>
-    </w:p>
-    <w:p>
-      <w:pPr>
-        <w:jc w:val="center"/>
-        <w:rPr>
-          <w:b/>
-          <w:bCs/>
-          <w:sz w:val="32"/>
-          <w:szCs w:val="32"/>
-        </w:rPr>
-      </w:pPr>
-    </w:p>
-    <w:p>
-      <w:pPr>
-        <w:jc w:val="center"/>
-        <w:rPr>
-          <w:b/>
-          <w:bCs/>
-          <w:sz w:val="32"/>
-          <w:szCs w:val="32"/>
-        </w:rPr>
-      </w:pPr>
-      <w:r>
-        <w:rPr>
-          <w:b/>
-          <w:bCs/>
-          <w:noProof/>
-        </w:rPr>
-        <w:drawing>
-          <wp:inline distT="0" distB="0" distL="0" distR="0" wp14:anchorId="637D9817" wp14:editId="55E04246">
-            <wp:extent cx="2308225" cy="2855447"/>
-            <wp:effectExtent l="0" t="0" r="0" b="2540"/>
-            <wp:docPr id="1774566523" name="Picture 44"/>
-            <wp:cNvGraphicFramePr>
-              <a:graphicFrameLocks xmlns:a="http://schemas.openxmlformats.org/drawingml/2006/main" noChangeAspect="1"/>
-            </wp:cNvGraphicFramePr>
-            <a:graphic xmlns:a="http://schemas.openxmlformats.org/drawingml/2006/main">
-              <a:graphicData uri="http://schemas.openxmlformats.org/drawingml/2006/picture">
-                <pic:pic xmlns:pic="http://schemas.openxmlformats.org/drawingml/2006/picture">
-                  <pic:nvPicPr>
-                    <pic:cNvPr id="1774566523" name="Picture 1774566523"/>
-                    <pic:cNvPicPr/>
-                  </pic:nvPicPr>
-                  <pic:blipFill>
-                    <a:blip r:embed="rId21" cstate="print">
-                      <a:extLst>
-                        <a:ext uri="{28A0092B-C50C-407E-A947-70E740481C1C}">
-                          <a14:useLocalDpi xmlns:a14="http://schemas.microsoft.com/office/drawing/2010/main" val="0"/>
-                        </a:ext>
-                      </a:extLst>
-                    </a:blip>
-                    <a:stretch>
-                      <a:fillRect/>
-                    </a:stretch>
-                  </pic:blipFill>
-                  <pic:spPr>
-                    <a:xfrm>
-                      <a:off x="0" y="0"/>
-                      <a:ext cx="2312089" cy="2860227"/>
+                      <a:ext cx="2319046" cy="3533229"/>
                     </a:xfrm>
                     <a:prstGeom prst="rect">
                       <a:avLst/>
@@ -1622,7 +985,7 @@
                     <pic:cNvPicPr/>
                   </pic:nvPicPr>
                   <pic:blipFill>
-                    <a:blip r:embed="rId22" cstate="print">
+                    <a:blip r:embed="rId12" cstate="print">
                       <a:extLst>
                         <a:ext uri="{28A0092B-C50C-407E-A947-70E740481C1C}">
                           <a14:useLocalDpi xmlns:a14="http://schemas.microsoft.com/office/drawing/2010/main" val="0"/>
@@ -1662,6 +1025,7 @@
           <w:b/>
           <w:bCs/>
         </w:rPr>
+        <w:lastRenderedPageBreak/>
         <w:t>Login Screen</w:t>
       </w:r>
     </w:p>
@@ -1720,7 +1084,7 @@
                     <pic:cNvPicPr/>
                   </pic:nvPicPr>
                   <pic:blipFill>
-                    <a:blip r:embed="rId23" cstate="print">
+                    <a:blip r:embed="rId13" cstate="print">
                       <a:extLst>
                         <a:ext uri="{28A0092B-C50C-407E-A947-70E740481C1C}">
                           <a14:useLocalDpi xmlns:a14="http://schemas.microsoft.com/office/drawing/2010/main" val="0"/>
@@ -1786,6 +1150,7 @@
           <w:bCs/>
           <w:noProof/>
         </w:rPr>
+        <w:lastRenderedPageBreak/>
         <w:drawing>
           <wp:inline distT="0" distB="0" distL="0" distR="0" wp14:anchorId="7286FC28" wp14:editId="75D022CC">
             <wp:extent cx="2481416" cy="3341076"/>
@@ -1802,7 +1167,7 @@
                     <pic:cNvPicPr/>
                   </pic:nvPicPr>
                   <pic:blipFill>
-                    <a:blip r:embed="rId24" cstate="print">
+                    <a:blip r:embed="rId14" cstate="print">
                       <a:extLst>
                         <a:ext uri="{28A0092B-C50C-407E-A947-70E740481C1C}">
                           <a14:useLocalDpi xmlns:a14="http://schemas.microsoft.com/office/drawing/2010/main" val="0"/>
@@ -1853,42 +1218,15 @@
           <w:bCs/>
         </w:rPr>
       </w:pPr>
-    </w:p>
-    <w:p>
-      <w:pPr>
-        <w:jc w:val="center"/>
-        <w:rPr>
-          <w:b/>
-          <w:bCs/>
-        </w:rPr>
-      </w:pPr>
-    </w:p>
-    <w:p>
-      <w:pPr>
-        <w:rPr>
-          <w:b/>
-          <w:bCs/>
-        </w:rPr>
-      </w:pPr>
-    </w:p>
-    <w:p>
-      <w:pPr>
-        <w:rPr>
-          <w:b/>
-          <w:bCs/>
-        </w:rPr>
-      </w:pPr>
-    </w:p>
-    <w:p>
-      <w:pPr>
-        <w:jc w:val="center"/>
+      <w:r>
         <w:rPr>
           <w:b/>
           <w:bCs/>
           <w:sz w:val="28"/>
           <w:szCs w:val="28"/>
         </w:rPr>
-      </w:pPr>
+        <w:t>STUDENT MANAGEMENT APP</w:t>
+      </w:r>
     </w:p>
     <w:p>
       <w:pPr>
@@ -1901,740 +1239,6 @@
         </w:rPr>
       </w:pPr>
     </w:p>
-    <w:p>
-      <w:pPr>
-        <w:jc w:val="center"/>
-        <w:rPr>
-          <w:b/>
-          <w:bCs/>
-          <w:sz w:val="28"/>
-          <w:szCs w:val="28"/>
-        </w:rPr>
-      </w:pPr>
-      <w:r>
-        <w:rPr>
-          <w:b/>
-          <w:bCs/>
-          <w:sz w:val="28"/>
-          <w:szCs w:val="28"/>
-        </w:rPr>
-        <w:t>STUDENT MANAGEMENT APP</w:t>
-      </w:r>
-    </w:p>
-    <w:p>
-      <w:pPr>
-        <w:jc w:val="center"/>
-        <w:rPr>
-          <w:b/>
-          <w:bCs/>
-          <w:sz w:val="28"/>
-          <w:szCs w:val="28"/>
-        </w:rPr>
-      </w:pPr>
-    </w:p>
-    <w:p>
-      <w:pPr>
-        <w:jc w:val="center"/>
-        <w:rPr>
-          <w:b/>
-          <w:bCs/>
-          <w:sz w:val="28"/>
-          <w:szCs w:val="28"/>
-        </w:rPr>
-      </w:pPr>
-      <w:r>
-        <w:rPr>
-          <w:noProof/>
-        </w:rPr>
-        <w:drawing>
-          <wp:inline distT="0" distB="0" distL="0" distR="0" wp14:anchorId="024E315D" wp14:editId="3301F237">
-            <wp:extent cx="3830906" cy="2152598"/>
-            <wp:effectExtent l="0" t="0" r="0" b="635"/>
-            <wp:docPr id="1127979691" name="Picture 9"/>
-            <wp:cNvGraphicFramePr>
-              <a:graphicFrameLocks xmlns:a="http://schemas.openxmlformats.org/drawingml/2006/main" noChangeAspect="1"/>
-            </wp:cNvGraphicFramePr>
-            <a:graphic xmlns:a="http://schemas.openxmlformats.org/drawingml/2006/main">
-              <a:graphicData uri="http://schemas.openxmlformats.org/drawingml/2006/picture">
-                <pic:pic xmlns:pic="http://schemas.openxmlformats.org/drawingml/2006/picture">
-                  <pic:nvPicPr>
-                    <pic:cNvPr id="1127979691" name="Picture 1127979691"/>
-                    <pic:cNvPicPr/>
-                  </pic:nvPicPr>
-                  <pic:blipFill>
-                    <a:blip r:embed="rId25" cstate="print">
-                      <a:extLst>
-                        <a:ext uri="{28A0092B-C50C-407E-A947-70E740481C1C}">
-                          <a14:useLocalDpi xmlns:a14="http://schemas.microsoft.com/office/drawing/2010/main" val="0"/>
-                        </a:ext>
-                      </a:extLst>
-                    </a:blip>
-                    <a:stretch>
-                      <a:fillRect/>
-                    </a:stretch>
-                  </pic:blipFill>
-                  <pic:spPr>
-                    <a:xfrm>
-                      <a:off x="0" y="0"/>
-                      <a:ext cx="3843736" cy="2159807"/>
-                    </a:xfrm>
-                    <a:prstGeom prst="rect">
-                      <a:avLst/>
-                    </a:prstGeom>
-                  </pic:spPr>
-                </pic:pic>
-              </a:graphicData>
-            </a:graphic>
-          </wp:inline>
-        </w:drawing>
-      </w:r>
-    </w:p>
-    <w:p>
-      <w:pPr>
-        <w:jc w:val="center"/>
-      </w:pPr>
-    </w:p>
-    <w:p>
-      <w:pPr>
-        <w:jc w:val="center"/>
-        <w:rPr>
-          <w:b/>
-          <w:bCs/>
-        </w:rPr>
-      </w:pPr>
-      <w:r>
-        <w:rPr>
-          <w:b/>
-          <w:bCs/>
-        </w:rPr>
-        <w:t>Stu</w:t>
-      </w:r>
-      <w:r>
-        <w:rPr>
-          <w:b/>
-          <w:bCs/>
-        </w:rPr>
-        <w:t>dent model code</w:t>
-      </w:r>
-    </w:p>
-    <w:p>
-      <w:pPr>
-        <w:jc w:val="center"/>
-      </w:pPr>
-      <w:r>
-        <w:rPr>
-          <w:noProof/>
-        </w:rPr>
-        <w:drawing>
-          <wp:inline distT="0" distB="0" distL="0" distR="0" wp14:anchorId="58BD5891" wp14:editId="3CFF8E46">
-            <wp:extent cx="3901440" cy="2342271"/>
-            <wp:effectExtent l="0" t="0" r="3810" b="1270"/>
-            <wp:docPr id="2134250123" name="Picture 10"/>
-            <wp:cNvGraphicFramePr>
-              <a:graphicFrameLocks xmlns:a="http://schemas.openxmlformats.org/drawingml/2006/main" noChangeAspect="1"/>
-            </wp:cNvGraphicFramePr>
-            <a:graphic xmlns:a="http://schemas.openxmlformats.org/drawingml/2006/main">
-              <a:graphicData uri="http://schemas.openxmlformats.org/drawingml/2006/picture">
-                <pic:pic xmlns:pic="http://schemas.openxmlformats.org/drawingml/2006/picture">
-                  <pic:nvPicPr>
-                    <pic:cNvPr id="2134250123" name="Picture 2134250123"/>
-                    <pic:cNvPicPr/>
-                  </pic:nvPicPr>
-                  <pic:blipFill>
-                    <a:blip r:embed="rId26" cstate="print">
-                      <a:extLst>
-                        <a:ext uri="{28A0092B-C50C-407E-A947-70E740481C1C}">
-                          <a14:useLocalDpi xmlns:a14="http://schemas.microsoft.com/office/drawing/2010/main" val="0"/>
-                        </a:ext>
-                      </a:extLst>
-                    </a:blip>
-                    <a:stretch>
-                      <a:fillRect/>
-                    </a:stretch>
-                  </pic:blipFill>
-                  <pic:spPr>
-                    <a:xfrm>
-                      <a:off x="0" y="0"/>
-                      <a:ext cx="3917373" cy="2351837"/>
-                    </a:xfrm>
-                    <a:prstGeom prst="rect">
-                      <a:avLst/>
-                    </a:prstGeom>
-                  </pic:spPr>
-                </pic:pic>
-              </a:graphicData>
-            </a:graphic>
-          </wp:inline>
-        </w:drawing>
-      </w:r>
-    </w:p>
-    <w:p>
-      <w:pPr>
-        <w:jc w:val="center"/>
-      </w:pPr>
-      <w:r>
-        <w:rPr>
-          <w:noProof/>
-        </w:rPr>
-        <w:lastRenderedPageBreak/>
-        <w:drawing>
-          <wp:inline distT="0" distB="0" distL="0" distR="0" wp14:anchorId="3375B933" wp14:editId="1F453499">
-            <wp:extent cx="3919220" cy="2527300"/>
-            <wp:effectExtent l="0" t="0" r="5080" b="6350"/>
-            <wp:docPr id="359608721" name="Picture 11"/>
-            <wp:cNvGraphicFramePr>
-              <a:graphicFrameLocks xmlns:a="http://schemas.openxmlformats.org/drawingml/2006/main" noChangeAspect="1"/>
-            </wp:cNvGraphicFramePr>
-            <a:graphic xmlns:a="http://schemas.openxmlformats.org/drawingml/2006/main">
-              <a:graphicData uri="http://schemas.openxmlformats.org/drawingml/2006/picture">
-                <pic:pic xmlns:pic="http://schemas.openxmlformats.org/drawingml/2006/picture">
-                  <pic:nvPicPr>
-                    <pic:cNvPr id="359608721" name="Picture 359608721"/>
-                    <pic:cNvPicPr/>
-                  </pic:nvPicPr>
-                  <pic:blipFill>
-                    <a:blip r:embed="rId27" cstate="print">
-                      <a:extLst>
-                        <a:ext uri="{28A0092B-C50C-407E-A947-70E740481C1C}">
-                          <a14:useLocalDpi xmlns:a14="http://schemas.microsoft.com/office/drawing/2010/main" val="0"/>
-                        </a:ext>
-                      </a:extLst>
-                    </a:blip>
-                    <a:stretch>
-                      <a:fillRect/>
-                    </a:stretch>
-                  </pic:blipFill>
-                  <pic:spPr>
-                    <a:xfrm>
-                      <a:off x="0" y="0"/>
-                      <a:ext cx="3921829" cy="2528983"/>
-                    </a:xfrm>
-                    <a:prstGeom prst="rect">
-                      <a:avLst/>
-                    </a:prstGeom>
-                  </pic:spPr>
-                </pic:pic>
-              </a:graphicData>
-            </a:graphic>
-          </wp:inline>
-        </w:drawing>
-      </w:r>
-    </w:p>
-    <w:p>
-      <w:pPr>
-        <w:jc w:val="center"/>
-        <w:rPr>
-          <w:b/>
-          <w:bCs/>
-        </w:rPr>
-      </w:pPr>
-      <w:r>
-        <w:rPr>
-          <w:b/>
-          <w:bCs/>
-        </w:rPr>
-        <w:t>To add student code</w:t>
-      </w:r>
-    </w:p>
-    <w:p>
-      <w:pPr>
-        <w:jc w:val="center"/>
-      </w:pPr>
-      <w:r>
-        <w:rPr>
-          <w:noProof/>
-        </w:rPr>
-        <w:drawing>
-          <wp:inline distT="0" distB="0" distL="0" distR="0" wp14:anchorId="25C601A5" wp14:editId="64EAD048">
-            <wp:extent cx="3797300" cy="2764301"/>
-            <wp:effectExtent l="0" t="0" r="0" b="0"/>
-            <wp:docPr id="1772214992" name="Picture 12"/>
-            <wp:cNvGraphicFramePr>
-              <a:graphicFrameLocks xmlns:a="http://schemas.openxmlformats.org/drawingml/2006/main" noChangeAspect="1"/>
-            </wp:cNvGraphicFramePr>
-            <a:graphic xmlns:a="http://schemas.openxmlformats.org/drawingml/2006/main">
-              <a:graphicData uri="http://schemas.openxmlformats.org/drawingml/2006/picture">
-                <pic:pic xmlns:pic="http://schemas.openxmlformats.org/drawingml/2006/picture">
-                  <pic:nvPicPr>
-                    <pic:cNvPr id="1772214992" name="Picture 1772214992"/>
-                    <pic:cNvPicPr/>
-                  </pic:nvPicPr>
-                  <pic:blipFill>
-                    <a:blip r:embed="rId28" cstate="print">
-                      <a:extLst>
-                        <a:ext uri="{28A0092B-C50C-407E-A947-70E740481C1C}">
-                          <a14:useLocalDpi xmlns:a14="http://schemas.microsoft.com/office/drawing/2010/main" val="0"/>
-                        </a:ext>
-                      </a:extLst>
-                    </a:blip>
-                    <a:stretch>
-                      <a:fillRect/>
-                    </a:stretch>
-                  </pic:blipFill>
-                  <pic:spPr>
-                    <a:xfrm>
-                      <a:off x="0" y="0"/>
-                      <a:ext cx="3810704" cy="2774059"/>
-                    </a:xfrm>
-                    <a:prstGeom prst="rect">
-                      <a:avLst/>
-                    </a:prstGeom>
-                  </pic:spPr>
-                </pic:pic>
-              </a:graphicData>
-            </a:graphic>
-          </wp:inline>
-        </w:drawing>
-      </w:r>
-    </w:p>
-    <w:p>
-      <w:pPr>
-        <w:jc w:val="center"/>
-      </w:pPr>
-      <w:r>
-        <w:rPr>
-          <w:noProof/>
-        </w:rPr>
-        <w:lastRenderedPageBreak/>
-        <w:drawing>
-          <wp:inline distT="0" distB="0" distL="0" distR="0" wp14:anchorId="5705241F" wp14:editId="7A7E936E">
-            <wp:extent cx="4062095" cy="2764302"/>
-            <wp:effectExtent l="0" t="0" r="0" b="0"/>
-            <wp:docPr id="1582348823" name="Picture 13"/>
-            <wp:cNvGraphicFramePr>
-              <a:graphicFrameLocks xmlns:a="http://schemas.openxmlformats.org/drawingml/2006/main" noChangeAspect="1"/>
-            </wp:cNvGraphicFramePr>
-            <a:graphic xmlns:a="http://schemas.openxmlformats.org/drawingml/2006/main">
-              <a:graphicData uri="http://schemas.openxmlformats.org/drawingml/2006/picture">
-                <pic:pic xmlns:pic="http://schemas.openxmlformats.org/drawingml/2006/picture">
-                  <pic:nvPicPr>
-                    <pic:cNvPr id="1582348823" name="Picture 1582348823"/>
-                    <pic:cNvPicPr/>
-                  </pic:nvPicPr>
-                  <pic:blipFill>
-                    <a:blip r:embed="rId29" cstate="print">
-                      <a:extLst>
-                        <a:ext uri="{28A0092B-C50C-407E-A947-70E740481C1C}">
-                          <a14:useLocalDpi xmlns:a14="http://schemas.microsoft.com/office/drawing/2010/main" val="0"/>
-                        </a:ext>
-                      </a:extLst>
-                    </a:blip>
-                    <a:stretch>
-                      <a:fillRect/>
-                    </a:stretch>
-                  </pic:blipFill>
-                  <pic:spPr>
-                    <a:xfrm>
-                      <a:off x="0" y="0"/>
-                      <a:ext cx="4065532" cy="2766641"/>
-                    </a:xfrm>
-                    <a:prstGeom prst="rect">
-                      <a:avLst/>
-                    </a:prstGeom>
-                  </pic:spPr>
-                </pic:pic>
-              </a:graphicData>
-            </a:graphic>
-          </wp:inline>
-        </w:drawing>
-      </w:r>
-    </w:p>
-    <w:p>
-      <w:pPr>
-        <w:jc w:val="center"/>
-        <w:rPr>
-          <w:b/>
-          <w:bCs/>
-        </w:rPr>
-      </w:pPr>
-      <w:r>
-        <w:rPr>
-          <w:b/>
-          <w:bCs/>
-        </w:rPr>
-        <w:t>Dash</w:t>
-      </w:r>
-      <w:r>
-        <w:rPr>
-          <w:b/>
-          <w:bCs/>
-        </w:rPr>
-        <w:t>board screen code</w:t>
-      </w:r>
-    </w:p>
-    <w:p>
-      <w:pPr>
-        <w:jc w:val="center"/>
-      </w:pPr>
-      <w:r>
-        <w:rPr>
-          <w:noProof/>
-        </w:rPr>
-        <w:drawing>
-          <wp:inline distT="0" distB="0" distL="0" distR="0" wp14:anchorId="78371709" wp14:editId="473940FA">
-            <wp:extent cx="4097655" cy="2750234"/>
-            <wp:effectExtent l="0" t="0" r="0" b="0"/>
-            <wp:docPr id="59161241" name="Picture 14"/>
-            <wp:cNvGraphicFramePr>
-              <a:graphicFrameLocks xmlns:a="http://schemas.openxmlformats.org/drawingml/2006/main" noChangeAspect="1"/>
-            </wp:cNvGraphicFramePr>
-            <a:graphic xmlns:a="http://schemas.openxmlformats.org/drawingml/2006/main">
-              <a:graphicData uri="http://schemas.openxmlformats.org/drawingml/2006/picture">
-                <pic:pic xmlns:pic="http://schemas.openxmlformats.org/drawingml/2006/picture">
-                  <pic:nvPicPr>
-                    <pic:cNvPr id="59161241" name="Picture 59161241"/>
-                    <pic:cNvPicPr/>
-                  </pic:nvPicPr>
-                  <pic:blipFill>
-                    <a:blip r:embed="rId30" cstate="print">
-                      <a:extLst>
-                        <a:ext uri="{28A0092B-C50C-407E-A947-70E740481C1C}">
-                          <a14:useLocalDpi xmlns:a14="http://schemas.microsoft.com/office/drawing/2010/main" val="0"/>
-                        </a:ext>
-                      </a:extLst>
-                    </a:blip>
-                    <a:stretch>
-                      <a:fillRect/>
-                    </a:stretch>
-                  </pic:blipFill>
-                  <pic:spPr>
-                    <a:xfrm>
-                      <a:off x="0" y="0"/>
-                      <a:ext cx="4104723" cy="2754978"/>
-                    </a:xfrm>
-                    <a:prstGeom prst="rect">
-                      <a:avLst/>
-                    </a:prstGeom>
-                  </pic:spPr>
-                </pic:pic>
-              </a:graphicData>
-            </a:graphic>
-          </wp:inline>
-        </w:drawing>
-      </w:r>
-    </w:p>
-    <w:p>
-      <w:pPr>
-        <w:jc w:val="center"/>
-      </w:pPr>
-      <w:r>
-        <w:rPr>
-          <w:noProof/>
-        </w:rPr>
-        <w:lastRenderedPageBreak/>
-        <w:drawing>
-          <wp:inline distT="0" distB="0" distL="0" distR="0" wp14:anchorId="372E154E" wp14:editId="283653CA">
-            <wp:extent cx="4107815" cy="2630658"/>
-            <wp:effectExtent l="0" t="0" r="6985" b="0"/>
-            <wp:docPr id="1639794884" name="Picture 15"/>
-            <wp:cNvGraphicFramePr>
-              <a:graphicFrameLocks xmlns:a="http://schemas.openxmlformats.org/drawingml/2006/main" noChangeAspect="1"/>
-            </wp:cNvGraphicFramePr>
-            <a:graphic xmlns:a="http://schemas.openxmlformats.org/drawingml/2006/main">
-              <a:graphicData uri="http://schemas.openxmlformats.org/drawingml/2006/picture">
-                <pic:pic xmlns:pic="http://schemas.openxmlformats.org/drawingml/2006/picture">
-                  <pic:nvPicPr>
-                    <pic:cNvPr id="1639794884" name="Picture 1639794884"/>
-                    <pic:cNvPicPr/>
-                  </pic:nvPicPr>
-                  <pic:blipFill>
-                    <a:blip r:embed="rId31" cstate="print">
-                      <a:extLst>
-                        <a:ext uri="{28A0092B-C50C-407E-A947-70E740481C1C}">
-                          <a14:useLocalDpi xmlns:a14="http://schemas.microsoft.com/office/drawing/2010/main" val="0"/>
-                        </a:ext>
-                      </a:extLst>
-                    </a:blip>
-                    <a:stretch>
-                      <a:fillRect/>
-                    </a:stretch>
-                  </pic:blipFill>
-                  <pic:spPr>
-                    <a:xfrm>
-                      <a:off x="0" y="0"/>
-                      <a:ext cx="4118502" cy="2637502"/>
-                    </a:xfrm>
-                    <a:prstGeom prst="rect">
-                      <a:avLst/>
-                    </a:prstGeom>
-                  </pic:spPr>
-                </pic:pic>
-              </a:graphicData>
-            </a:graphic>
-          </wp:inline>
-        </w:drawing>
-      </w:r>
-    </w:p>
-    <w:p>
-      <w:pPr>
-        <w:jc w:val="center"/>
-        <w:rPr>
-          <w:b/>
-          <w:bCs/>
-        </w:rPr>
-      </w:pPr>
-      <w:r>
-        <w:rPr>
-          <w:b/>
-          <w:bCs/>
-        </w:rPr>
-        <w:t>Login Screen Code</w:t>
-      </w:r>
-    </w:p>
-    <w:p>
-      <w:pPr>
-        <w:jc w:val="center"/>
-      </w:pPr>
-      <w:r>
-        <w:rPr>
-          <w:noProof/>
-        </w:rPr>
-        <w:drawing>
-          <wp:inline distT="0" distB="0" distL="0" distR="0" wp14:anchorId="0E2FAF4C" wp14:editId="39EF30F7">
-            <wp:extent cx="4106545" cy="2560320"/>
-            <wp:effectExtent l="0" t="0" r="8255" b="0"/>
-            <wp:docPr id="373728892" name="Picture 16"/>
-            <wp:cNvGraphicFramePr>
-              <a:graphicFrameLocks xmlns:a="http://schemas.openxmlformats.org/drawingml/2006/main" noChangeAspect="1"/>
-            </wp:cNvGraphicFramePr>
-            <a:graphic xmlns:a="http://schemas.openxmlformats.org/drawingml/2006/main">
-              <a:graphicData uri="http://schemas.openxmlformats.org/drawingml/2006/picture">
-                <pic:pic xmlns:pic="http://schemas.openxmlformats.org/drawingml/2006/picture">
-                  <pic:nvPicPr>
-                    <pic:cNvPr id="373728892" name="Picture 373728892"/>
-                    <pic:cNvPicPr/>
-                  </pic:nvPicPr>
-                  <pic:blipFill>
-                    <a:blip r:embed="rId32" cstate="print">
-                      <a:extLst>
-                        <a:ext uri="{28A0092B-C50C-407E-A947-70E740481C1C}">
-                          <a14:useLocalDpi xmlns:a14="http://schemas.microsoft.com/office/drawing/2010/main" val="0"/>
-                        </a:ext>
-                      </a:extLst>
-                    </a:blip>
-                    <a:stretch>
-                      <a:fillRect/>
-                    </a:stretch>
-                  </pic:blipFill>
-                  <pic:spPr>
-                    <a:xfrm>
-                      <a:off x="0" y="0"/>
-                      <a:ext cx="4111253" cy="2563255"/>
-                    </a:xfrm>
-                    <a:prstGeom prst="rect">
-                      <a:avLst/>
-                    </a:prstGeom>
-                  </pic:spPr>
-                </pic:pic>
-              </a:graphicData>
-            </a:graphic>
-          </wp:inline>
-        </w:drawing>
-      </w:r>
-    </w:p>
-    <w:p>
-      <w:pPr>
-        <w:jc w:val="center"/>
-        <w:rPr>
-          <w:b/>
-          <w:bCs/>
-        </w:rPr>
-      </w:pPr>
-      <w:r>
-        <w:rPr>
-          <w:b/>
-          <w:bCs/>
-        </w:rPr>
-        <w:t>Profile Screen Code</w:t>
-      </w:r>
-    </w:p>
-    <w:p>
-      <w:pPr>
-        <w:jc w:val="center"/>
-      </w:pPr>
-      <w:r>
-        <w:rPr>
-          <w:noProof/>
-        </w:rPr>
-        <w:lastRenderedPageBreak/>
-        <w:drawing>
-          <wp:inline distT="0" distB="0" distL="0" distR="0" wp14:anchorId="7E5F7C69" wp14:editId="4668B4DC">
-            <wp:extent cx="3582035" cy="2201594"/>
-            <wp:effectExtent l="0" t="0" r="0" b="8255"/>
-            <wp:docPr id="294467849" name="Picture 17"/>
-            <wp:cNvGraphicFramePr>
-              <a:graphicFrameLocks xmlns:a="http://schemas.openxmlformats.org/drawingml/2006/main" noChangeAspect="1"/>
-            </wp:cNvGraphicFramePr>
-            <a:graphic xmlns:a="http://schemas.openxmlformats.org/drawingml/2006/main">
-              <a:graphicData uri="http://schemas.openxmlformats.org/drawingml/2006/picture">
-                <pic:pic xmlns:pic="http://schemas.openxmlformats.org/drawingml/2006/picture">
-                  <pic:nvPicPr>
-                    <pic:cNvPr id="294467849" name="Picture 294467849"/>
-                    <pic:cNvPicPr/>
-                  </pic:nvPicPr>
-                  <pic:blipFill>
-                    <a:blip r:embed="rId33" cstate="print">
-                      <a:extLst>
-                        <a:ext uri="{28A0092B-C50C-407E-A947-70E740481C1C}">
-                          <a14:useLocalDpi xmlns:a14="http://schemas.microsoft.com/office/drawing/2010/main" val="0"/>
-                        </a:ext>
-                      </a:extLst>
-                    </a:blip>
-                    <a:stretch>
-                      <a:fillRect/>
-                    </a:stretch>
-                  </pic:blipFill>
-                  <pic:spPr>
-                    <a:xfrm>
-                      <a:off x="0" y="0"/>
-                      <a:ext cx="3595442" cy="2209834"/>
-                    </a:xfrm>
-                    <a:prstGeom prst="rect">
-                      <a:avLst/>
-                    </a:prstGeom>
-                  </pic:spPr>
-                </pic:pic>
-              </a:graphicData>
-            </a:graphic>
-          </wp:inline>
-        </w:drawing>
-      </w:r>
-    </w:p>
-    <w:p>
-      <w:pPr>
-        <w:jc w:val="center"/>
-      </w:pPr>
-      <w:r>
-        <w:rPr>
-          <w:noProof/>
-        </w:rPr>
-        <w:drawing>
-          <wp:inline distT="0" distB="0" distL="0" distR="0" wp14:anchorId="410108B3" wp14:editId="17C046CC">
-            <wp:extent cx="3568065" cy="2482947"/>
-            <wp:effectExtent l="0" t="0" r="0" b="0"/>
-            <wp:docPr id="1357495762" name="Picture 18"/>
-            <wp:cNvGraphicFramePr>
-              <a:graphicFrameLocks xmlns:a="http://schemas.openxmlformats.org/drawingml/2006/main" noChangeAspect="1"/>
-            </wp:cNvGraphicFramePr>
-            <a:graphic xmlns:a="http://schemas.openxmlformats.org/drawingml/2006/main">
-              <a:graphicData uri="http://schemas.openxmlformats.org/drawingml/2006/picture">
-                <pic:pic xmlns:pic="http://schemas.openxmlformats.org/drawingml/2006/picture">
-                  <pic:nvPicPr>
-                    <pic:cNvPr id="1357495762" name="Picture 1357495762"/>
-                    <pic:cNvPicPr/>
-                  </pic:nvPicPr>
-                  <pic:blipFill>
-                    <a:blip r:embed="rId34" cstate="print">
-                      <a:extLst>
-                        <a:ext uri="{28A0092B-C50C-407E-A947-70E740481C1C}">
-                          <a14:useLocalDpi xmlns:a14="http://schemas.microsoft.com/office/drawing/2010/main" val="0"/>
-                        </a:ext>
-                      </a:extLst>
-                    </a:blip>
-                    <a:stretch>
-                      <a:fillRect/>
-                    </a:stretch>
-                  </pic:blipFill>
-                  <pic:spPr>
-                    <a:xfrm>
-                      <a:off x="0" y="0"/>
-                      <a:ext cx="3581232" cy="2492109"/>
-                    </a:xfrm>
-                    <a:prstGeom prst="rect">
-                      <a:avLst/>
-                    </a:prstGeom>
-                  </pic:spPr>
-                </pic:pic>
-              </a:graphicData>
-            </a:graphic>
-          </wp:inline>
-        </w:drawing>
-      </w:r>
-    </w:p>
-    <w:p>
-      <w:pPr>
-        <w:jc w:val="center"/>
-        <w:rPr>
-          <w:b/>
-          <w:bCs/>
-        </w:rPr>
-      </w:pPr>
-      <w:r>
-        <w:rPr>
-          <w:b/>
-          <w:bCs/>
-        </w:rPr>
-        <w:t>Registration Screen Code</w:t>
-      </w:r>
-    </w:p>
-    <w:p>
-      <w:pPr>
-        <w:jc w:val="center"/>
-      </w:pPr>
-      <w:r>
-        <w:rPr>
-          <w:noProof/>
-        </w:rPr>
-        <w:drawing>
-          <wp:inline distT="0" distB="0" distL="0" distR="0" wp14:anchorId="69FE1E87" wp14:editId="69DE7F23">
-            <wp:extent cx="3650615" cy="2215662"/>
-            <wp:effectExtent l="0" t="0" r="6985" b="0"/>
-            <wp:docPr id="1697267899" name="Picture 19"/>
-            <wp:cNvGraphicFramePr>
-              <a:graphicFrameLocks xmlns:a="http://schemas.openxmlformats.org/drawingml/2006/main" noChangeAspect="1"/>
-            </wp:cNvGraphicFramePr>
-            <a:graphic xmlns:a="http://schemas.openxmlformats.org/drawingml/2006/main">
-              <a:graphicData uri="http://schemas.openxmlformats.org/drawingml/2006/picture">
-                <pic:pic xmlns:pic="http://schemas.openxmlformats.org/drawingml/2006/picture">
-                  <pic:nvPicPr>
-                    <pic:cNvPr id="1697267899" name="Picture 1697267899"/>
-                    <pic:cNvPicPr/>
-                  </pic:nvPicPr>
-                  <pic:blipFill>
-                    <a:blip r:embed="rId35" cstate="print">
-                      <a:extLst>
-                        <a:ext uri="{28A0092B-C50C-407E-A947-70E740481C1C}">
-                          <a14:useLocalDpi xmlns:a14="http://schemas.microsoft.com/office/drawing/2010/main" val="0"/>
-                        </a:ext>
-                      </a:extLst>
-                    </a:blip>
-                    <a:stretch>
-                      <a:fillRect/>
-                    </a:stretch>
-                  </pic:blipFill>
-                  <pic:spPr>
-                    <a:xfrm>
-                      <a:off x="0" y="0"/>
-                      <a:ext cx="3661096" cy="2222023"/>
-                    </a:xfrm>
-                    <a:prstGeom prst="rect">
-                      <a:avLst/>
-                    </a:prstGeom>
-                  </pic:spPr>
-                </pic:pic>
-              </a:graphicData>
-            </a:graphic>
-          </wp:inline>
-        </w:drawing>
-      </w:r>
-    </w:p>
-    <w:p>
-      <w:pPr>
-        <w:jc w:val="center"/>
-        <w:rPr>
-          <w:b/>
-          <w:bCs/>
-        </w:rPr>
-      </w:pPr>
-      <w:r>
-        <w:rPr>
-          <w:b/>
-          <w:bCs/>
-        </w:rPr>
-        <w:t>Splash Screen Code</w:t>
-      </w:r>
-    </w:p>
-    <w:p/>
     <w:p>
       <w:pPr>
         <w:jc w:val="center"/>
@@ -2652,7 +1256,6 @@
           <w:sz w:val="28"/>
           <w:szCs w:val="28"/>
         </w:rPr>
-        <w:lastRenderedPageBreak/>
         <w:t>The Student Management App includes the following features:</w:t>
       </w:r>
     </w:p>
@@ -2690,7 +1293,7 @@
                     <pic:cNvPicPr/>
                   </pic:nvPicPr>
                   <pic:blipFill>
-                    <a:blip r:embed="rId36" cstate="print">
+                    <a:blip r:embed="rId15" cstate="print">
                       <a:extLst>
                         <a:ext uri="{28A0092B-C50C-407E-A947-70E740481C1C}">
                           <a14:useLocalDpi xmlns:a14="http://schemas.microsoft.com/office/drawing/2010/main" val="0"/>
@@ -2804,7 +1407,7 @@
                     <pic:cNvPicPr/>
                   </pic:nvPicPr>
                   <pic:blipFill>
-                    <a:blip r:embed="rId37" cstate="print">
+                    <a:blip r:embed="rId16" cstate="print">
                       <a:extLst>
                         <a:ext uri="{28A0092B-C50C-407E-A947-70E740481C1C}">
                           <a14:useLocalDpi xmlns:a14="http://schemas.microsoft.com/office/drawing/2010/main" val="0"/>
@@ -2900,7 +1503,7 @@
                     <pic:cNvPicPr/>
                   </pic:nvPicPr>
                   <pic:blipFill>
-                    <a:blip r:embed="rId38" cstate="print">
+                    <a:blip r:embed="rId17" cstate="print">
                       <a:extLst>
                         <a:ext uri="{28A0092B-C50C-407E-A947-70E740481C1C}">
                           <a14:useLocalDpi xmlns:a14="http://schemas.microsoft.com/office/drawing/2010/main" val="0"/>
@@ -2980,7 +1583,7 @@
                     <pic:cNvPicPr/>
                   </pic:nvPicPr>
                   <pic:blipFill>
-                    <a:blip r:embed="rId39" cstate="print">
+                    <a:blip r:embed="rId18" cstate="print">
                       <a:extLst>
                         <a:ext uri="{28A0092B-C50C-407E-A947-70E740481C1C}">
                           <a14:useLocalDpi xmlns:a14="http://schemas.microsoft.com/office/drawing/2010/main" val="0"/>
@@ -3083,7 +1686,7 @@
                     <pic:cNvPicPr/>
                   </pic:nvPicPr>
                   <pic:blipFill>
-                    <a:blip r:embed="rId40" cstate="print">
+                    <a:blip r:embed="rId19" cstate="print">
                       <a:extLst>
                         <a:ext uri="{28A0092B-C50C-407E-A947-70E740481C1C}">
                           <a14:useLocalDpi xmlns:a14="http://schemas.microsoft.com/office/drawing/2010/main" val="0"/>
@@ -3192,7 +1795,7 @@
                     <pic:cNvPicPr/>
                   </pic:nvPicPr>
                   <pic:blipFill>
-                    <a:blip r:embed="rId41" cstate="print">
+                    <a:blip r:embed="rId20" cstate="print">
                       <a:extLst>
                         <a:ext uri="{28A0092B-C50C-407E-A947-70E740481C1C}">
                           <a14:useLocalDpi xmlns:a14="http://schemas.microsoft.com/office/drawing/2010/main" val="0"/>
@@ -3661,7 +2264,15 @@
         <w:br/>
       </w:r>
       <w:r>
-        <w:t>Created Flutter project: student_management.</w:t>
+        <w:t xml:space="preserve">Created Flutter project: </w:t>
+      </w:r>
+      <w:proofErr w:type="spellStart"/>
+      <w:r>
+        <w:t>student_management</w:t>
+      </w:r>
+      <w:proofErr w:type="spellEnd"/>
+      <w:r>
+        <w:t>.</w:t>
       </w:r>
       <w:r>
         <w:br/>
@@ -3762,7 +2373,15 @@
       </w:r>
       <w:r>
         <w:br/>
-        <w:t>Implemented navigation using Navigator.push and routes.</w:t>
+        <w:t xml:space="preserve">Implemented navigation using </w:t>
+      </w:r>
+      <w:proofErr w:type="spellStart"/>
+      <w:r>
+        <w:t>Navigator.push</w:t>
+      </w:r>
+      <w:proofErr w:type="spellEnd"/>
+      <w:r>
+        <w:t xml:space="preserve"> and routes.</w:t>
       </w:r>
       <w:r>
         <w:br/>
@@ -5201,6 +3820,7 @@
   <w:style w:type="character" w:default="1" w:styleId="DefaultParagraphFont">
     <w:name w:val="Default Paragraph Font"/>
     <w:uiPriority w:val="1"/>
+    <w:semiHidden/>
     <w:unhideWhenUsed/>
   </w:style>
   <w:style w:type="table" w:default="1" w:styleId="TableNormal">
